--- a/work/알파벳_심층분석_및_메모회신.docx
+++ b/work/알파벳_심층분석_및_메모회신.docx
@@ -68,7 +68,7 @@
     <w:p>
       <w:pPr>
         <w:pStyle w:val="Heading2"/>
-        <w:spacing w:after="60" w:before="400"/>
+        <w:spacing w:after="60" w:before="440"/>
       </w:pPr>
       <w:r>
         <w:rPr>
@@ -80,6 +80,22 @@
           <w:szCs w:val="23"/>
         </w:rPr>
         <w:t xml:space="preserve">메모 1 — "유지"</w:t>
+      </w:r>
+    </w:p>
+    <w:p>
+      <w:pPr>
+        <w:spacing w:after="20" w:before="40"/>
+      </w:pPr>
+      <w:r>
+        <w:rPr>
+          <w:rFonts w:ascii="Malgun Gothic" w:cs="Malgun Gothic" w:eastAsia="Malgun Gothic" w:hAnsi="Malgun Gothic"/>
+          <w:b/>
+          <w:bCs/>
+          <w:color w:val="8A5A16"/>
+          <w:sz w:val="15"/>
+          <w:szCs w:val="15"/>
+        </w:rPr>
+        <w:t xml:space="preserve">남기신 메모</w:t>
       </w:r>
     </w:p>
     <w:p>
@@ -104,6 +120,22 @@
     </w:p>
     <w:p>
       <w:pPr>
+        <w:spacing w:after="60"/>
+      </w:pPr>
+      <w:r>
+        <w:rPr>
+          <w:rFonts w:ascii="Malgun Gothic" w:cs="Malgun Gothic" w:eastAsia="Malgun Gothic" w:hAnsi="Malgun Gothic"/>
+          <w:b/>
+          <w:bCs/>
+          <w:color w:val="1F3864"/>
+          <w:sz w:val="15"/>
+          <w:szCs w:val="15"/>
+        </w:rPr>
+        <w:t xml:space="preserve">검토 결과</w:t>
+      </w:r>
+    </w:p>
+    <w:p>
+      <w:pPr>
         <w:spacing w:after="140" w:line="288"/>
       </w:pPr>
       <w:r>
@@ -216,7 +248,7 @@
     <w:p>
       <w:pPr>
         <w:pStyle w:val="Heading2"/>
-        <w:spacing w:after="60" w:before="400"/>
+        <w:spacing w:after="60" w:before="440"/>
       </w:pPr>
       <w:r>
         <w:rPr>
@@ -228,6 +260,22 @@
           <w:szCs w:val="23"/>
         </w:rPr>
         <w:t xml:space="preserve">메모 2 — "ROIC"</w:t>
+      </w:r>
+    </w:p>
+    <w:p>
+      <w:pPr>
+        <w:spacing w:after="20" w:before="40"/>
+      </w:pPr>
+      <w:r>
+        <w:rPr>
+          <w:rFonts w:ascii="Malgun Gothic" w:cs="Malgun Gothic" w:eastAsia="Malgun Gothic" w:hAnsi="Malgun Gothic"/>
+          <w:b/>
+          <w:bCs/>
+          <w:color w:val="8A5A16"/>
+          <w:sz w:val="15"/>
+          <w:szCs w:val="15"/>
+        </w:rPr>
+        <w:t xml:space="preserve">남기신 메모</w:t>
       </w:r>
     </w:p>
     <w:p>
@@ -248,6 +296,22 @@
           <w:szCs w:val="18"/>
         </w:rPr>
         <w:t xml:space="preserve">ROIC 중앙값과 신규 ROIC의 의미는 정확히 무엇이고 이 둘이 어떻게 달라?</w:t>
+      </w:r>
+    </w:p>
+    <w:p>
+      <w:pPr>
+        <w:spacing w:after="60"/>
+      </w:pPr>
+      <w:r>
+        <w:rPr>
+          <w:rFonts w:ascii="Malgun Gothic" w:cs="Malgun Gothic" w:eastAsia="Malgun Gothic" w:hAnsi="Malgun Gothic"/>
+          <w:b/>
+          <w:bCs/>
+          <w:color w:val="1F3864"/>
+          <w:sz w:val="15"/>
+          <w:szCs w:val="15"/>
+        </w:rPr>
+        <w:t xml:space="preserve">검토 결과</w:t>
       </w:r>
     </w:p>
     <w:p>
@@ -826,7 +890,7 @@
     <w:p>
       <w:pPr>
         <w:pStyle w:val="Heading2"/>
-        <w:spacing w:after="60" w:before="400"/>
+        <w:spacing w:after="60" w:before="440"/>
       </w:pPr>
       <w:r>
         <w:rPr>
@@ -838,6 +902,22 @@
           <w:szCs w:val="23"/>
         </w:rPr>
         <w:t xml:space="preserve">메모 3 — "원칙 2 — ROE의 함정"</w:t>
+      </w:r>
+    </w:p>
+    <w:p>
+      <w:pPr>
+        <w:spacing w:after="20" w:before="40"/>
+      </w:pPr>
+      <w:r>
+        <w:rPr>
+          <w:rFonts w:ascii="Malgun Gothic" w:cs="Malgun Gothic" w:eastAsia="Malgun Gothic" w:hAnsi="Malgun Gothic"/>
+          <w:b/>
+          <w:bCs/>
+          <w:color w:val="8A5A16"/>
+          <w:sz w:val="15"/>
+          <w:szCs w:val="15"/>
+        </w:rPr>
+        <w:t xml:space="preserve">남기신 메모</w:t>
       </w:r>
     </w:p>
     <w:p>
@@ -858,6 +938,22 @@
           <w:szCs w:val="18"/>
         </w:rPr>
         <w:t xml:space="preserve">알파벳(구글)의 ROE의 함정은 어떤지 분석해줘</w:t>
+      </w:r>
+    </w:p>
+    <w:p>
+      <w:pPr>
+        <w:spacing w:after="60"/>
+      </w:pPr>
+      <w:r>
+        <w:rPr>
+          <w:rFonts w:ascii="Malgun Gothic" w:cs="Malgun Gothic" w:eastAsia="Malgun Gothic" w:hAnsi="Malgun Gothic"/>
+          <w:b/>
+          <w:bCs/>
+          <w:color w:val="1F3864"/>
+          <w:sz w:val="15"/>
+          <w:szCs w:val="15"/>
+        </w:rPr>
+        <w:t xml:space="preserve">검토 결과</w:t>
       </w:r>
     </w:p>
     <w:p>
@@ -1562,7 +1658,7 @@
     <w:p>
       <w:pPr>
         <w:pStyle w:val="Heading2"/>
-        <w:spacing w:after="60" w:before="400"/>
+        <w:spacing w:after="60" w:before="440"/>
       </w:pPr>
       <w:r>
         <w:rPr>
@@ -1574,6 +1670,22 @@
           <w:szCs w:val="23"/>
         </w:rPr>
         <w:t xml:space="preserve">메모 4 — "큼"</w:t>
+      </w:r>
+    </w:p>
+    <w:p>
+      <w:pPr>
+        <w:spacing w:after="20" w:before="40"/>
+      </w:pPr>
+      <w:r>
+        <w:rPr>
+          <w:rFonts w:ascii="Malgun Gothic" w:cs="Malgun Gothic" w:eastAsia="Malgun Gothic" w:hAnsi="Malgun Gothic"/>
+          <w:b/>
+          <w:bCs/>
+          <w:color w:val="8A5A16"/>
+          <w:sz w:val="15"/>
+          <w:szCs w:val="15"/>
+        </w:rPr>
+        <w:t xml:space="preserve">남기신 메모</w:t>
       </w:r>
     </w:p>
     <w:p>
@@ -1594,6 +1706,22 @@
           <w:szCs w:val="18"/>
         </w:rPr>
         <w:t xml:space="preserve">AI 데이터센터 설비투자(Hyperscale)에서 나오는 ROIC를 따로 구할 수 있는 방법은 없는지 알아봐줘</w:t>
+      </w:r>
+    </w:p>
+    <w:p>
+      <w:pPr>
+        <w:spacing w:after="60"/>
+      </w:pPr>
+      <w:r>
+        <w:rPr>
+          <w:rFonts w:ascii="Malgun Gothic" w:cs="Malgun Gothic" w:eastAsia="Malgun Gothic" w:hAnsi="Malgun Gothic"/>
+          <w:b/>
+          <w:bCs/>
+          <w:color w:val="1F3864"/>
+          <w:sz w:val="15"/>
+          <w:szCs w:val="15"/>
+        </w:rPr>
+        <w:t xml:space="preserve">검토 결과</w:t>
       </w:r>
     </w:p>
     <w:p>
@@ -5332,7 +5460,7 @@
     <w:p>
       <w:pPr>
         <w:pStyle w:val="Heading2"/>
-        <w:spacing w:after="60" w:before="400"/>
+        <w:spacing w:after="60" w:before="440"/>
       </w:pPr>
       <w:r>
         <w:rPr>
@@ -5344,6 +5472,22 @@
           <w:szCs w:val="23"/>
         </w:rPr>
         <w:t xml:space="preserve">메모 5 — "순현금 $78B"</w:t>
+      </w:r>
+    </w:p>
+    <w:p>
+      <w:pPr>
+        <w:spacing w:after="20" w:before="40"/>
+      </w:pPr>
+      <w:r>
+        <w:rPr>
+          <w:rFonts w:ascii="Malgun Gothic" w:cs="Malgun Gothic" w:eastAsia="Malgun Gothic" w:hAnsi="Malgun Gothic"/>
+          <w:b/>
+          <w:bCs/>
+          <w:color w:val="8A5A16"/>
+          <w:sz w:val="15"/>
+          <w:szCs w:val="15"/>
+        </w:rPr>
+        <w:t xml:space="preserve">남기신 메모</w:t>
       </w:r>
     </w:p>
     <w:p>
@@ -5364,6 +5508,22 @@
           <w:szCs w:val="18"/>
         </w:rPr>
         <w:t xml:space="preserve">순현금 780억 달러라는 게 어떤 뜻이야? 780억 달러를 순현금으로 기업이 보유하고 있다는 의미야?</w:t>
+      </w:r>
+    </w:p>
+    <w:p>
+      <w:pPr>
+        <w:spacing w:after="60"/>
+      </w:pPr>
+      <w:r>
+        <w:rPr>
+          <w:rFonts w:ascii="Malgun Gothic" w:cs="Malgun Gothic" w:eastAsia="Malgun Gothic" w:hAnsi="Malgun Gothic"/>
+          <w:b/>
+          <w:bCs/>
+          <w:color w:val="1F3864"/>
+          <w:sz w:val="15"/>
+          <w:szCs w:val="15"/>
+        </w:rPr>
+        <w:t xml:space="preserve">검토 결과</w:t>
       </w:r>
     </w:p>
     <w:p>
